--- a/ss13_b4.docx
+++ b/ss13_b4.docx
@@ -24,7 +24,23 @@
       </w:r>
       <w:proofErr w:type="spellEnd"/>
       <w:r>
-        <w:t xml:space="preserve"> sung đúng một khối “Nhập liệu nạp tiền” vào vùng trống của màn hình quản lý ví.</w:t>
+        <w:t xml:space="preserve"> sung </w:t>
+      </w:r>
+      <w:proofErr w:type="spellStart"/>
+      <w:r>
+        <w:t>đúng</w:t>
+      </w:r>
+      <w:proofErr w:type="spellEnd"/>
+      <w:r>
+        <w:t xml:space="preserve"> </w:t>
+      </w:r>
+      <w:proofErr w:type="spellStart"/>
+      <w:r>
+        <w:t>một</w:t>
+      </w:r>
+      <w:proofErr w:type="spellEnd"/>
+      <w:r>
+        <w:t xml:space="preserve"> khối “Nhập liệu nạp tiền” vào vùng trống của màn hình quản lý ví.</w:t>
       </w:r>
     </w:p>
     <w:p>
@@ -572,7 +588,7 @@
         <w:t xml:space="preserve"> </w:t>
       </w:r>
       <w:r>
-        <w:t>https://www.figma.com/board/UR9VFG2doSvUe5R5ZIOUQF/Untitled?node-id=0-1&amp;t=2HbTqINRtw3EfQcH-1</w:t>
+        <w:t>https://www.figma.com/design/qsPDWUIp78aVgEu0NDTlUH/Untitled?node-id=3-8&amp;t=UaCfANc8vgiJegF8-1</w:t>
       </w:r>
     </w:p>
     <w:sectPr>
@@ -12174,6 +12190,29 @@
       </w:tcPr>
     </w:tblStylePr>
   </w:style>
+  <w:style w:type="character" w:styleId="Hyperlink">
+    <w:name w:val="Hyperlink"/>
+    <w:basedOn w:val="DefaultParagraphFont"/>
+    <w:uiPriority w:val="99"/>
+    <w:unhideWhenUsed/>
+    <w:rsid w:val="00DF51F3"/>
+    <w:rPr>
+      <w:color w:val="0000FF" w:themeColor="hyperlink"/>
+      <w:u w:val="single"/>
+    </w:rPr>
+  </w:style>
+  <w:style w:type="character" w:styleId="UnresolvedMention">
+    <w:name w:val="Unresolved Mention"/>
+    <w:basedOn w:val="DefaultParagraphFont"/>
+    <w:uiPriority w:val="99"/>
+    <w:semiHidden/>
+    <w:unhideWhenUsed/>
+    <w:rsid w:val="00DF51F3"/>
+    <w:rPr>
+      <w:color w:val="605E5C"/>
+      <w:shd w:val="clear" w:color="auto" w:fill="E1DFDD"/>
+    </w:rPr>
+  </w:style>
 </w:styles>
 </file>
 
